--- a/ky/wisdom-stories/honey-or-dry-bread.docx
+++ b/ky/wisdom-stories/honey-or-dry-bread.docx
@@ -63,7 +63,7 @@
           <w:sz w:val="22"/>
           <w:lang w:val="ky-KG"/>
         </w:rPr>
-        <w:t xml:space="preserve">Сабак: </w:t>
+        <w:t>Сабак: Жанында отурган адам сени көтөрүшү да, түшүрүшү да мүмкүн. Наадан менен бал жегенден көрө, аалым менен каткан нанга канаат кылган жакшы.</w:t>
       </w:r>
       <w:r>
         <w:rPr>
@@ -72,7 +72,6 @@
           <w:sz w:val="22"/>
           <w:lang w:val="ky-KG"/>
         </w:rPr>
-        <w:t>Ким менен отурганың эмне жегениңден маанилүү. Акылдуу кишинин жөнөкөй дасторкону да жанга азык берет.</w:t>
       </w:r>
     </w:p>
     <w:p>
@@ -92,7 +91,7 @@
           <w:sz w:val="18"/>
           <w:lang w:val="ky-KG"/>
         </w:rPr>
-        <w:t>Окуя ачык интернет булактарынан алынды.</w:t>
+        <w:t>Аңгемелер ачык интернет булактарынан алынган, иллюстрациялар болсо ЖИ менен түзүлгөн.</w:t>
       </w:r>
     </w:p>
     <w:sectPr>

--- a/ky/wisdom-stories/honey-or-dry-bread.docx
+++ b/ky/wisdom-stories/honey-or-dry-bread.docx
@@ -6,94 +6,79 @@
       <w:pPr>
         <w:pStyle w:val="Title"/>
         <w:keepNext/>
-        <w:keepLines w:val="0"/>
-        <w:pageBreakBefore w:val="0"/>
-        <w:widowControl/>
-        <w:spacing w:line="269" w:lineRule="auto" w:after="180" w:before="0"/>
-      </w:pPr>
-      <w:bookmarkStart w:id="10089" w:name="Story_90"/>
+        <w:spacing w:after="180" w:line="269" w:lineRule="auto"/>
+        <w:rPr>
+          <w:rFonts w:ascii="Arial" w:hAnsi="Arial"/>
+          <w:b/>
+          <w:sz w:val="22"/>
+          <w:szCs w:val="22"/>
+          <w:lang w:val="en-US"/>
+        </w:rPr>
+      </w:pPr>
+      <w:bookmarkStart w:id="0" w:name="Story_90"/>
+      <w:proofErr w:type="spellStart"/>
       <w:r>
         <w:rPr>
           <w:rFonts w:ascii="Arial" w:hAnsi="Arial"/>
           <w:b/>
-          <w:color w:val="000000"/>
-          <w:sz w:val="34"/>
+          <w:sz w:val="22"/>
+          <w:szCs w:val="22"/>
           <w:lang w:val="ky-KG"/>
         </w:rPr>
-        <w:t>Балбы же каткан нанбы</w:t>
+        <w:t>Балбы</w:t>
       </w:r>
-      <w:bookmarkEnd w:id="10089"/>
-    </w:p>
-    <w:p>
-      <w:pPr>
-        <w:keepNext/>
-        <w:keepLines w:val="0"/>
-        <w:pageBreakBefore w:val="0"/>
-        <w:widowControl/>
-        <w:spacing w:line="269" w:lineRule="auto" w:after="120" w:before="0"/>
-      </w:pPr>
-      <w:r>
-        <w:rPr>
-          <w:rFonts w:ascii="Arial" w:eastAsia="Arial" w:hAnsi="Arial"/>
-          <w:color w:val="000000"/>
-          <w:sz w:val="22"/>
-          <w:lang w:val="ky-KG"/>
-        </w:rPr>
-        <w:t>Наадан менен отуруп бал жегенче, аалым менен отуруп каткан нан же.</w:t>
-      </w:r>
-    </w:p>
-    <w:p>
-      <w:pPr>
-        <w:pStyle w:val="Moral"/>
-        <w:keepNext/>
-        <w:keepLines/>
-        <w:pageBreakBefore w:val="0"/>
-        <w:widowControl/>
-        <w:spacing w:before="120" w:after="120" w:line="269" w:lineRule="auto"/>
-        <w:ind w:left="240" w:right="240"/>
-        <w:rPr>
-          <w:lang w:val="ru-RU"/>
-        </w:rPr>
-      </w:pPr>
+      <w:proofErr w:type="spellEnd"/>
       <w:r>
         <w:rPr>
           <w:rFonts w:ascii="Arial" w:hAnsi="Arial"/>
           <w:b/>
-          <w:color w:val="000000"/>
           <w:sz w:val="22"/>
+          <w:szCs w:val="22"/>
           <w:lang w:val="ky-KG"/>
         </w:rPr>
-        <w:t>Сабак: Жанында отурган адам сени көтөрүшү да, түшүрүшү да мүмкүн. Наадан менен бал жегенден көрө, аалым менен каткан нанга канаат кылган жакшы.</w:t>
+        <w:t xml:space="preserve"> же каткан </w:t>
       </w:r>
+      <w:proofErr w:type="spellStart"/>
       <w:r>
         <w:rPr>
           <w:rFonts w:ascii="Arial" w:hAnsi="Arial"/>
-          <w:color w:val="000000"/>
+          <w:b/>
           <w:sz w:val="22"/>
+          <w:szCs w:val="22"/>
           <w:lang w:val="ky-KG"/>
         </w:rPr>
+        <w:t>нанбы</w:t>
+      </w:r>
+      <w:bookmarkEnd w:id="0"/>
+      <w:proofErr w:type="spellEnd"/>
+    </w:p>
+    <w:p>
+      <w:r>
+        <w:t>Наадан менен бал жегенче, акылман менен кара нан бөлүш.</w:t>
       </w:r>
     </w:p>
     <w:p>
-      <w:pPr>
-        <w:keepNext w:val="0"/>
-        <w:keepLines w:val="0"/>
-        <w:pageBreakBefore w:val="0"/>
-        <w:widowControl/>
-        <w:spacing w:before="0" w:after="160" w:line="269" w:lineRule="auto"/>
-        <w:jc w:val="right"/>
-      </w:pPr>
       <w:r>
         <w:rPr>
-          <w:rFonts w:ascii="Arial" w:eastAsia="Arial" w:hAnsi="Arial" w:cs="Arial"/>
-          <w:i/>
-          <w:color w:val="000000"/>
-          <w:sz w:val="18"/>
-          <w:lang w:val="ky-KG"/>
+          <w:b/>
+          <w:bCs/>
         </w:rPr>
-        <w:t>Аңгемелер ачык интернет булактарынан алынган, иллюстрациялар болсо ЖИ менен түзүлгөн.</w:t>
+        <w:t>Сабак:</w:t>
+      </w:r>
+      <w:r>
+        <w:t xml:space="preserve"> Дасторкондун молдугунан жанында отурган адамдын маеги баалуу. Оюңа ой кошуп, дүйнө таанымыңды кеңейткен адамдар менен жолдош бол.</w:t>
       </w:r>
     </w:p>
+    <w:p>
+      <w:r>
+        <w:rPr>
+          <w:i/>
+          <w:iCs/>
+        </w:rPr>
+        <w:t>Аңгемелер интернеттен чогултулуп, жасалма интеллекттин жардамы менен иштелип чыккан. Бардык сүрөттөр жасалма интеллект аркылуу түзүлгөн.</w:t>
+      </w:r>
+    </w:p>
+    <w:p/>
     <w:sectPr>
       <w:headerReference w:type="even" r:id="rId7"/>
       <w:headerReference w:type="default" r:id="rId8"/>
@@ -924,7 +909,6 @@
     </w:pPr>
     <w:rPr>
       <w:rFonts w:asciiTheme="majorHAnsi" w:eastAsiaTheme="majorEastAsia" w:hAnsiTheme="majorHAnsi" w:cstheme="majorBidi"/>
-      <w:color w:val="000000"/>
       <w:sz w:val="40"/>
       <w:szCs w:val="40"/>
     </w:rPr>
@@ -946,7 +930,6 @@
     </w:pPr>
     <w:rPr>
       <w:rFonts w:asciiTheme="majorHAnsi" w:eastAsiaTheme="majorEastAsia" w:hAnsiTheme="majorHAnsi" w:cstheme="majorBidi"/>
-      <w:color w:val="000000"/>
       <w:sz w:val="32"/>
       <w:szCs w:val="32"/>
     </w:rPr>
@@ -969,7 +952,6 @@
     </w:pPr>
     <w:rPr>
       <w:rFonts w:eastAsiaTheme="majorEastAsia" w:cstheme="majorBidi"/>
-      <w:color w:val="000000"/>
       <w:sz w:val="28"/>
       <w:szCs w:val="28"/>
     </w:rPr>
@@ -994,7 +976,6 @@
       <w:rFonts w:eastAsiaTheme="majorEastAsia" w:cstheme="majorBidi"/>
       <w:i/>
       <w:iCs/>
-      <w:color w:val="000000"/>
     </w:rPr>
   </w:style>
   <w:style w:type="paragraph" w:styleId="Heading5">
@@ -1015,7 +996,6 @@
     </w:pPr>
     <w:rPr>
       <w:rFonts w:eastAsiaTheme="majorEastAsia" w:cstheme="majorBidi"/>
-      <w:color w:val="000000"/>
     </w:rPr>
   </w:style>
   <w:style w:type="paragraph" w:styleId="Heading6">
@@ -1038,7 +1018,6 @@
       <w:rFonts w:eastAsiaTheme="majorEastAsia" w:cstheme="majorBidi"/>
       <w:i/>
       <w:iCs/>
-      <w:color w:val="000000"/>
     </w:rPr>
   </w:style>
   <w:style w:type="paragraph" w:styleId="Heading7">
@@ -1059,7 +1038,6 @@
     </w:pPr>
     <w:rPr>
       <w:rFonts w:eastAsiaTheme="majorEastAsia" w:cstheme="majorBidi"/>
-      <w:color w:val="000000"/>
     </w:rPr>
   </w:style>
   <w:style w:type="paragraph" w:styleId="Heading8">
@@ -1082,7 +1060,6 @@
       <w:rFonts w:eastAsiaTheme="majorEastAsia" w:cstheme="majorBidi"/>
       <w:i/>
       <w:iCs/>
-      <w:color w:val="000000"/>
     </w:rPr>
   </w:style>
   <w:style w:type="paragraph" w:styleId="Heading9">
@@ -1103,13 +1080,11 @@
     </w:pPr>
     <w:rPr>
       <w:rFonts w:eastAsiaTheme="majorEastAsia" w:cstheme="majorBidi"/>
-      <w:color w:val="000000"/>
     </w:rPr>
   </w:style>
   <w:style w:type="character" w:default="1" w:styleId="DefaultParagraphFont">
     <w:name w:val="Default Paragraph Font"/>
     <w:uiPriority w:val="1"/>
-    <w:semiHidden/>
     <w:unhideWhenUsed/>
   </w:style>
   <w:style w:type="table" w:default="1" w:styleId="TableNormal">
@@ -1265,7 +1240,6 @@
     </w:pPr>
     <w:rPr>
       <w:rFonts w:asciiTheme="majorHAnsi" w:eastAsiaTheme="majorEastAsia" w:hAnsiTheme="majorHAnsi" w:cstheme="majorBidi"/>
-      <w:color w:val="000000"/>
       <w:spacing w:val="-10"/>
       <w:kern w:val="28"/>
       <w:sz w:val="56"/>
@@ -1301,7 +1275,6 @@
     </w:pPr>
     <w:rPr>
       <w:rFonts w:eastAsiaTheme="majorEastAsia" w:cstheme="majorBidi"/>
-      <w:color w:val="000000"/>
       <w:spacing w:val="15"/>
       <w:sz w:val="28"/>
       <w:szCs w:val="28"/>
@@ -1336,7 +1309,6 @@
     <w:rPr>
       <w:i/>
       <w:iCs/>
-      <w:color w:val="000000"/>
     </w:rPr>
   </w:style>
   <w:style w:type="character" w:customStyle="1" w:styleId="QuoteChar">
@@ -1361,9 +1333,6 @@
       <w:ind w:left="720"/>
       <w:contextualSpacing/>
     </w:pPr>
-    <w:rPr>
-      <w:color w:val="000000"/>
-    </w:rPr>
   </w:style>
   <w:style w:type="character" w:styleId="IntenseEmphasis">
     <w:name w:val="Intense Emphasis"/>
@@ -1393,7 +1362,6 @@
     <w:rPr>
       <w:i/>
       <w:iCs/>
-      <w:color w:val="000000"/>
     </w:rPr>
   </w:style>
   <w:style w:type="character" w:customStyle="1" w:styleId="IntenseQuoteChar">
@@ -1433,9 +1401,6 @@
     <w:pPr>
       <w:spacing w:after="100"/>
     </w:pPr>
-    <w:rPr>
-      <w:color w:val="000000"/>
-    </w:rPr>
   </w:style>
   <w:style w:type="paragraph" w:customStyle="1" w:styleId="Moral">
     <w:name w:val="Moral"/>
@@ -1447,7 +1412,6 @@
     <w:rPr>
       <w:rFonts w:ascii="Arial" w:eastAsia="Arial" w:hAnsi="Arial"/>
       <w:i/>
-      <w:color w:val="000000"/>
       <w:kern w:val="0"/>
       <w:sz w:val="22"/>
       <w:szCs w:val="22"/>
@@ -1469,9 +1433,6 @@
       </w:tabs>
       <w:spacing w:after="0" w:line="240" w:lineRule="auto"/>
     </w:pPr>
-    <w:rPr>
-      <w:color w:val="000000"/>
-    </w:rPr>
   </w:style>
   <w:style w:type="character" w:customStyle="1" w:styleId="HeaderChar">
     <w:name w:val="Header Char"/>
@@ -1494,9 +1455,6 @@
       </w:tabs>
       <w:spacing w:after="0" w:line="240" w:lineRule="auto"/>
     </w:pPr>
-    <w:rPr>
-      <w:color w:val="000000"/>
-    </w:rPr>
   </w:style>
   <w:style w:type="character" w:customStyle="1" w:styleId="FooterChar">
     <w:name w:val="Footer Char"/>
@@ -1519,7 +1477,6 @@
     </w:pPr>
     <w:rPr>
       <w:rFonts w:eastAsiaTheme="minorEastAsia"/>
-      <w:color w:val="000000"/>
     </w:rPr>
   </w:style>
   <w:style w:type="paragraph" w:styleId="TOC3">
@@ -1536,7 +1493,6 @@
     </w:pPr>
     <w:rPr>
       <w:rFonts w:eastAsiaTheme="minorEastAsia"/>
-      <w:color w:val="000000"/>
     </w:rPr>
   </w:style>
   <w:style w:type="paragraph" w:styleId="TOC4">
@@ -1553,7 +1509,6 @@
     </w:pPr>
     <w:rPr>
       <w:rFonts w:eastAsiaTheme="minorEastAsia"/>
-      <w:color w:val="000000"/>
     </w:rPr>
   </w:style>
   <w:style w:type="paragraph" w:styleId="TOC5">
@@ -1570,7 +1525,6 @@
     </w:pPr>
     <w:rPr>
       <w:rFonts w:eastAsiaTheme="minorEastAsia"/>
-      <w:color w:val="000000"/>
     </w:rPr>
   </w:style>
   <w:style w:type="paragraph" w:styleId="TOC6">
@@ -1587,7 +1541,6 @@
     </w:pPr>
     <w:rPr>
       <w:rFonts w:eastAsiaTheme="minorEastAsia"/>
-      <w:color w:val="000000"/>
     </w:rPr>
   </w:style>
   <w:style w:type="paragraph" w:styleId="TOC7">
@@ -1604,7 +1557,6 @@
     </w:pPr>
     <w:rPr>
       <w:rFonts w:eastAsiaTheme="minorEastAsia"/>
-      <w:color w:val="000000"/>
     </w:rPr>
   </w:style>
   <w:style w:type="paragraph" w:styleId="TOC8">
@@ -1621,7 +1573,6 @@
     </w:pPr>
     <w:rPr>
       <w:rFonts w:eastAsiaTheme="minorEastAsia"/>
-      <w:color w:val="000000"/>
     </w:rPr>
   </w:style>
   <w:style w:type="paragraph" w:styleId="TOC9">
@@ -1638,7 +1589,6 @@
     </w:pPr>
     <w:rPr>
       <w:rFonts w:eastAsiaTheme="minorEastAsia"/>
-      <w:color w:val="000000"/>
     </w:rPr>
   </w:style>
   <w:style w:type="paragraph" w:styleId="TOCHeading">
@@ -1654,7 +1604,6 @@
       <w:outlineLvl w:val="9"/>
     </w:pPr>
     <w:rPr>
-      <w:color w:val="000000"/>
       <w:kern w:val="0"/>
       <w:sz w:val="32"/>
       <w:szCs w:val="32"/>

--- a/ky/wisdom-stories/honey-or-dry-bread.docx
+++ b/ky/wisdom-stories/honey-or-dry-bread.docx
@@ -47,7 +47,7 @@
           <w:szCs w:val="22"/>
           <w:lang w:val="ky-KG"/>
         </w:rPr>
-        <w:t>нанбы</w:t>
+        <w:t>нанбы?</w:t>
       </w:r>
       <w:bookmarkEnd w:id="0"/>
       <w:proofErr w:type="spellEnd"/>
